--- a/documentation/SOP.docx
+++ b/documentation/SOP.docx
@@ -5,11 +5,23 @@
     <w:p>
       <w:pPr>
         <w:jc w:val="center"/>
-      </w:pPr>
-      <w:r>
+        <w:rPr>
+          <w:sz w:val="32"/>
+          <w:szCs w:val="32"/>
+        </w:rPr>
+      </w:pPr>
+      <w:r>
+        <w:rPr>
+          <w:sz w:val="32"/>
+          <w:szCs w:val="32"/>
+        </w:rPr>
         <w:t>Stereognosis: Experimental SOP</w:t>
       </w:r>
       <w:r>
+        <w:rPr>
+          <w:sz w:val="32"/>
+          <w:szCs w:val="32"/>
+        </w:rPr>
         <w:t xml:space="preserve"> Start</w:t>
       </w:r>
     </w:p>
@@ -18,11 +30,61 @@
         <w:pStyle w:val="ListParagraph"/>
         <w:numPr>
           <w:ilvl w:val="0"/>
-          <w:numId w:val="1"/>
-        </w:numPr>
-      </w:pPr>
-      <w:r>
-        <w:t xml:space="preserve">Turn on the Rig power on page </w:t>
+          <w:numId w:val="5"/>
+        </w:numPr>
+      </w:pPr>
+      <w:r>
+        <w:rPr>
+          <w:color w:val="7030A0"/>
+        </w:rPr>
+        <w:t xml:space="preserve">If recording images. </w:t>
+      </w:r>
+    </w:p>
+    <w:p>
+      <w:pPr>
+        <w:pStyle w:val="ListParagraph"/>
+        <w:numPr>
+          <w:ilvl w:val="0"/>
+          <w:numId w:val="5"/>
+        </w:numPr>
+      </w:pPr>
+      <w:r>
+        <w:rPr>
+          <w:color w:val="538135" w:themeColor="accent6" w:themeShade="BF"/>
+        </w:rPr>
+        <w:t>If recording neural data.</w:t>
+      </w:r>
+    </w:p>
+    <w:p>
+      <w:pPr>
+        <w:pStyle w:val="ListParagraph"/>
+      </w:pPr>
+    </w:p>
+    <w:p>
+      <w:pPr>
+        <w:pStyle w:val="ListParagraph"/>
+        <w:numPr>
+          <w:ilvl w:val="0"/>
+          <w:numId w:val="1"/>
+        </w:numPr>
+      </w:pPr>
+      <w:r>
+        <w:t>Turn on</w:t>
+      </w:r>
+      <w:r>
+        <w:t xml:space="preserve"> PC1. </w:t>
+      </w:r>
+      <w:r>
+        <w:t xml:space="preserve"> </w:t>
+      </w:r>
+      <w:r>
+        <w:br/>
+      </w:r>
+      <w:r>
+        <w:t xml:space="preserve">Go to </w:t>
+      </w:r>
+      <w:r>
+        <w:t xml:space="preserve">page </w:t>
       </w:r>
       <w:hyperlink r:id="rId5" w:anchor="/app/loads" w:history="1">
         <w:r>
@@ -35,6 +97,18 @@
       <w:r>
         <w:t xml:space="preserve"> </w:t>
       </w:r>
+      <w:r>
+        <w:t xml:space="preserve">and turn on loads </w:t>
+      </w:r>
+      <w:r>
+        <w:rPr>
+          <w:color w:val="7030A0"/>
+        </w:rPr>
+        <w:t xml:space="preserve">2 (PC2), 3 (PC3) </w:t>
+      </w:r>
+      <w:r>
+        <w:t>and 8 (Rig).</w:t>
+      </w:r>
     </w:p>
     <w:p>
       <w:pPr>
@@ -43,9 +117,35 @@
           <w:ilvl w:val="0"/>
           <w:numId w:val="1"/>
         </w:numPr>
-      </w:pPr>
-      <w:r>
-        <w:t>Turn on PC1, PC2 and PC3.</w:t>
+        <w:rPr>
+          <w:color w:val="538135" w:themeColor="accent6" w:themeShade="BF"/>
+        </w:rPr>
+      </w:pPr>
+      <w:r>
+        <w:rPr>
+          <w:color w:val="538135" w:themeColor="accent6" w:themeShade="BF"/>
+        </w:rPr>
+        <w:t xml:space="preserve">Turn on </w:t>
+      </w:r>
+      <w:proofErr w:type="spellStart"/>
+      <w:r>
+        <w:rPr>
+          <w:color w:val="538135" w:themeColor="accent6" w:themeShade="BF"/>
+        </w:rPr>
+        <w:t>Ephys</w:t>
+      </w:r>
+      <w:proofErr w:type="spellEnd"/>
+      <w:r>
+        <w:rPr>
+          <w:color w:val="538135" w:themeColor="accent6" w:themeShade="BF"/>
+        </w:rPr>
+        <w:t xml:space="preserve"> PC</w:t>
+      </w:r>
+      <w:r>
+        <w:rPr>
+          <w:color w:val="538135" w:themeColor="accent6" w:themeShade="BF"/>
+        </w:rPr>
+        <w:t>.</w:t>
       </w:r>
     </w:p>
     <w:p>
@@ -55,211 +155,44 @@
           <w:ilvl w:val="0"/>
           <w:numId w:val="1"/>
         </w:numPr>
-      </w:pPr>
-      <w:r>
+        <w:rPr>
+          <w:color w:val="538135" w:themeColor="accent6" w:themeShade="BF"/>
+        </w:rPr>
+      </w:pPr>
+      <w:r>
+        <w:rPr>
+          <w:color w:val="538135" w:themeColor="accent6" w:themeShade="BF"/>
+        </w:rPr>
         <w:t xml:space="preserve">Turn on </w:t>
       </w:r>
       <w:r>
         <w:rPr>
           <w:b/>
           <w:bCs/>
-        </w:rPr>
-        <w:t>Cameras</w:t>
-      </w:r>
-      <w:r>
-        <w:t xml:space="preserve"> on PC2 and PC3:</w:t>
-      </w:r>
-    </w:p>
-    <w:p>
-      <w:pPr>
-        <w:pStyle w:val="ListParagraph"/>
-        <w:numPr>
-          <w:ilvl w:val="1"/>
-          <w:numId w:val="1"/>
-        </w:numPr>
-      </w:pPr>
-      <w:r>
-        <w:t xml:space="preserve">Use the CAMERAS link in the middle of </w:t>
-      </w:r>
-      <w:r>
-        <w:t xml:space="preserve">the </w:t>
-      </w:r>
-      <w:r>
-        <w:t>desktop.</w:t>
-      </w:r>
-    </w:p>
-    <w:p>
-      <w:pPr>
-        <w:pStyle w:val="ListParagraph"/>
-        <w:numPr>
-          <w:ilvl w:val="1"/>
-          <w:numId w:val="1"/>
-        </w:numPr>
-      </w:pPr>
-      <w:r>
-        <w:t>Press Init Cameras.</w:t>
-      </w:r>
-      <w:r>
-        <w:t xml:space="preserve"> </w:t>
-      </w:r>
-      <w:r>
-        <w:t>If the message says that some cameras were not turned on as USB3</w:t>
-      </w:r>
-      <w:r>
-        <w:t>:</w:t>
-      </w:r>
-    </w:p>
-    <w:p>
-      <w:pPr>
-        <w:pStyle w:val="ListParagraph"/>
-        <w:numPr>
-          <w:ilvl w:val="2"/>
-          <w:numId w:val="1"/>
-        </w:numPr>
-      </w:pPr>
-      <w:r>
-        <w:t xml:space="preserve">Press </w:t>
-      </w:r>
-      <w:r>
-        <w:t>Release Cameras</w:t>
-      </w:r>
-      <w:r>
-        <w:t>.</w:t>
-      </w:r>
-    </w:p>
-    <w:p>
-      <w:pPr>
-        <w:pStyle w:val="ListParagraph"/>
-        <w:numPr>
-          <w:ilvl w:val="2"/>
-          <w:numId w:val="1"/>
-        </w:numPr>
-      </w:pPr>
-      <w:r>
-        <w:t>Unplug the cameras that were indicated (you are given their cord’s color marking)</w:t>
-      </w:r>
-      <w:r>
-        <w:t>.</w:t>
-      </w:r>
-    </w:p>
-    <w:p>
-      <w:pPr>
-        <w:pStyle w:val="ListParagraph"/>
-        <w:numPr>
-          <w:ilvl w:val="2"/>
-          <w:numId w:val="1"/>
-        </w:numPr>
-      </w:pPr>
-      <w:r>
-        <w:t>Plug them back into the SAME port.</w:t>
-      </w:r>
-    </w:p>
-    <w:p>
-      <w:pPr>
-        <w:pStyle w:val="ListParagraph"/>
-        <w:numPr>
-          <w:ilvl w:val="2"/>
-          <w:numId w:val="1"/>
-        </w:numPr>
-      </w:pPr>
-      <w:r>
-        <w:t>Go to step 3.b.</w:t>
-      </w:r>
-    </w:p>
-    <w:p>
-      <w:pPr>
-        <w:pStyle w:val="ListParagraph"/>
-        <w:numPr>
-          <w:ilvl w:val="1"/>
-          <w:numId w:val="1"/>
-        </w:numPr>
-      </w:pPr>
-      <w:r>
-        <w:t>Press Start Server.</w:t>
-      </w:r>
-    </w:p>
-    <w:p>
-      <w:pPr>
-        <w:pStyle w:val="ListParagraph"/>
-        <w:numPr>
-          <w:ilvl w:val="0"/>
-          <w:numId w:val="1"/>
-        </w:numPr>
-      </w:pPr>
-      <w:r>
-        <w:t xml:space="preserve">Turn on the </w:t>
+          <w:color w:val="538135" w:themeColor="accent6" w:themeShade="BF"/>
+        </w:rPr>
+        <w:t>Na</w:t>
       </w:r>
       <w:r>
         <w:rPr>
           <w:b/>
           <w:bCs/>
-        </w:rPr>
-        <w:t>Pressure Sensor</w:t>
-      </w:r>
-      <w:r>
-        <w:t xml:space="preserve"> on PC1:</w:t>
-      </w:r>
-    </w:p>
-    <w:p>
-      <w:pPr>
-        <w:pStyle w:val="ListParagraph"/>
-        <w:numPr>
-          <w:ilvl w:val="1"/>
-          <w:numId w:val="1"/>
-        </w:numPr>
-      </w:pPr>
-      <w:r>
-        <w:t>Use the PRESSURE SENSOR link in the middle of the desktop.</w:t>
-      </w:r>
-    </w:p>
-    <w:p>
-      <w:pPr>
-        <w:pStyle w:val="ListParagraph"/>
-        <w:numPr>
-          <w:ilvl w:val="1"/>
-          <w:numId w:val="1"/>
-        </w:numPr>
-      </w:pPr>
-      <w:r>
-        <w:t>Press Initialize. Wait – initialization process can take a minute.</w:t>
-      </w:r>
-    </w:p>
-    <w:p>
-      <w:pPr>
-        <w:pStyle w:val="ListParagraph"/>
-        <w:numPr>
-          <w:ilvl w:val="1"/>
-          <w:numId w:val="1"/>
-        </w:numPr>
-      </w:pPr>
-      <w:r>
-        <w:t>Press Start Server.</w:t>
-      </w:r>
-    </w:p>
-    <w:p>
-      <w:pPr>
-        <w:pStyle w:val="ListParagraph"/>
-        <w:numPr>
-          <w:ilvl w:val="0"/>
-          <w:numId w:val="1"/>
-        </w:numPr>
-      </w:pPr>
-      <w:r>
-        <w:t xml:space="preserve">Start the </w:t>
-      </w:r>
-      <w:proofErr w:type="spellStart"/>
+          <w:color w:val="538135" w:themeColor="accent6" w:themeShade="BF"/>
+        </w:rPr>
+        <w:t>n</w:t>
+      </w:r>
       <w:r>
         <w:rPr>
           <w:b/>
           <w:bCs/>
-        </w:rPr>
-        <w:t>Ephys</w:t>
-      </w:r>
-      <w:proofErr w:type="spellEnd"/>
-      <w:r>
-        <w:t xml:space="preserve"> system</w:t>
-      </w:r>
-      <w:r>
+          <w:color w:val="538135" w:themeColor="accent6" w:themeShade="BF"/>
+        </w:rPr>
+        <w:t xml:space="preserve"> Drive</w:t>
+      </w:r>
+      <w:r>
+        <w:rPr>
+          <w:color w:val="538135" w:themeColor="accent6" w:themeShade="BF"/>
+        </w:rPr>
         <w:t>.</w:t>
       </w:r>
     </w:p>
@@ -267,21 +200,111 @@
       <w:pPr>
         <w:pStyle w:val="ListParagraph"/>
         <w:numPr>
+          <w:ilvl w:val="1"/>
+          <w:numId w:val="1"/>
+        </w:numPr>
+        <w:rPr>
+          <w:color w:val="538135" w:themeColor="accent6" w:themeShade="BF"/>
+        </w:rPr>
+      </w:pPr>
+      <w:r>
+        <w:rPr>
+          <w:color w:val="538135" w:themeColor="accent6" w:themeShade="BF"/>
+        </w:rPr>
+        <w:t>Open Nan software.</w:t>
+      </w:r>
+    </w:p>
+    <w:p>
+      <w:pPr>
+        <w:pStyle w:val="ListParagraph"/>
+        <w:numPr>
+          <w:ilvl w:val="1"/>
+          <w:numId w:val="1"/>
+        </w:numPr>
+        <w:rPr>
+          <w:color w:val="538135" w:themeColor="accent6" w:themeShade="BF"/>
+        </w:rPr>
+      </w:pPr>
+      <w:r>
+        <w:rPr>
+          <w:color w:val="538135" w:themeColor="accent6" w:themeShade="BF"/>
+        </w:rPr>
+        <w:t>If it shows Communication Error, try changing connection port to any other available. If this doesn’t help</w:t>
+      </w:r>
+      <w:r>
+        <w:rPr>
+          <w:color w:val="538135" w:themeColor="accent6" w:themeShade="BF"/>
+        </w:rPr>
+        <w:t xml:space="preserve"> or other errors appear</w:t>
+      </w:r>
+      <w:r>
+        <w:rPr>
+          <w:color w:val="538135" w:themeColor="accent6" w:themeShade="BF"/>
+        </w:rPr>
+        <w:t xml:space="preserve">, restart PC and try again. </w:t>
+      </w:r>
+    </w:p>
+    <w:p>
+      <w:pPr>
+        <w:pStyle w:val="ListParagraph"/>
+        <w:numPr>
+          <w:ilvl w:val="1"/>
+          <w:numId w:val="1"/>
+        </w:numPr>
+        <w:rPr>
+          <w:color w:val="538135" w:themeColor="accent6" w:themeShade="BF"/>
+        </w:rPr>
+      </w:pPr>
+      <w:r>
+        <w:rPr>
+          <w:color w:val="538135" w:themeColor="accent6" w:themeShade="BF"/>
+        </w:rPr>
+        <w:t>When Nan software is on and working, reset all axes to zero.</w:t>
+      </w:r>
+      <w:r>
+        <w:rPr>
+          <w:color w:val="538135" w:themeColor="accent6" w:themeShade="BF"/>
+        </w:rPr>
+        <w:t xml:space="preserve"> If it prom</w:t>
+      </w:r>
+      <w:r>
+        <w:rPr>
+          <w:color w:val="538135" w:themeColor="accent6" w:themeShade="BF"/>
+        </w:rPr>
+        <w:t>pts you to do it on start, agree.</w:t>
+      </w:r>
+    </w:p>
+    <w:p>
+      <w:pPr>
+        <w:pStyle w:val="ListParagraph"/>
+        <w:numPr>
           <w:ilvl w:val="0"/>
           <w:numId w:val="1"/>
         </w:numPr>
-      </w:pPr>
-      <w:r>
-        <w:t xml:space="preserve">Generate a new </w:t>
-      </w:r>
+        <w:rPr>
+          <w:color w:val="538135" w:themeColor="accent6" w:themeShade="BF"/>
+        </w:rPr>
+      </w:pPr>
+      <w:r>
+        <w:rPr>
+          <w:color w:val="538135" w:themeColor="accent6" w:themeShade="BF"/>
+        </w:rPr>
+        <w:t xml:space="preserve">Set up </w:t>
+      </w:r>
+      <w:proofErr w:type="spellStart"/>
       <w:r>
         <w:rPr>
           <w:b/>
           <w:bCs/>
-        </w:rPr>
-        <w:t>session</w:t>
-      </w:r>
-      <w:r>
+          <w:color w:val="538135" w:themeColor="accent6" w:themeShade="BF"/>
+        </w:rPr>
+        <w:t>OpenEphys</w:t>
+      </w:r>
+      <w:proofErr w:type="spellEnd"/>
+      <w:r>
+        <w:rPr>
+          <w:color w:val="538135" w:themeColor="accent6" w:themeShade="BF"/>
+        </w:rPr>
         <w:t>:</w:t>
       </w:r>
     </w:p>
@@ -292,39 +315,227 @@
           <w:ilvl w:val="1"/>
           <w:numId w:val="1"/>
         </w:numPr>
-      </w:pPr>
-      <w:r>
-        <w:t>Use the folder link SESSION CONFIG on the desktop right above the MAIN PROTOCOL link.</w:t>
-      </w:r>
-    </w:p>
-    <w:p>
-      <w:pPr>
-        <w:pStyle w:val="ListParagraph"/>
-        <w:numPr>
-          <w:ilvl w:val="1"/>
-          <w:numId w:val="1"/>
-        </w:numPr>
-      </w:pPr>
-      <w:r>
-        <w:t>In that folder, usually, just double-click the “</w:t>
-      </w:r>
-      <w:r>
-        <w:t>generate_session.bat</w:t>
-      </w:r>
-      <w:r>
-        <w:t>”, which should spawn a new session file.</w:t>
-      </w:r>
-    </w:p>
-    <w:p>
-      <w:pPr>
-        <w:pStyle w:val="ListParagraph"/>
-        <w:numPr>
-          <w:ilvl w:val="1"/>
-          <w:numId w:val="1"/>
-        </w:numPr>
-      </w:pPr>
-      <w:r>
-        <w:t>Close the folder.</w:t>
+        <w:rPr>
+          <w:color w:val="538135" w:themeColor="accent6" w:themeShade="BF"/>
+        </w:rPr>
+      </w:pPr>
+      <w:r>
+        <w:rPr>
+          <w:color w:val="538135" w:themeColor="accent6" w:themeShade="BF"/>
+        </w:rPr>
+        <w:t xml:space="preserve">Make sure trigger </w:t>
+      </w:r>
+      <w:proofErr w:type="spellStart"/>
+      <w:r>
+        <w:rPr>
+          <w:color w:val="538135" w:themeColor="accent6" w:themeShade="BF"/>
+        </w:rPr>
+        <w:t>bnc</w:t>
+      </w:r>
+      <w:proofErr w:type="spellEnd"/>
+      <w:r>
+        <w:rPr>
+          <w:color w:val="538135" w:themeColor="accent6" w:themeShade="BF"/>
+        </w:rPr>
+        <w:t xml:space="preserve"> cable is connected to </w:t>
+      </w:r>
+      <w:proofErr w:type="spellStart"/>
+      <w:r>
+        <w:rPr>
+          <w:color w:val="538135" w:themeColor="accent6" w:themeShade="BF"/>
+        </w:rPr>
+        <w:t>OpenEphys</w:t>
+      </w:r>
+      <w:proofErr w:type="spellEnd"/>
+      <w:r>
+        <w:rPr>
+          <w:color w:val="538135" w:themeColor="accent6" w:themeShade="BF"/>
+        </w:rPr>
+        <w:t xml:space="preserve"> </w:t>
+      </w:r>
+      <w:proofErr w:type="spellStart"/>
+      <w:r>
+        <w:rPr>
+          <w:color w:val="538135" w:themeColor="accent6" w:themeShade="BF"/>
+        </w:rPr>
+        <w:t>bnc</w:t>
+      </w:r>
+      <w:proofErr w:type="spellEnd"/>
+      <w:r>
+        <w:rPr>
+          <w:color w:val="538135" w:themeColor="accent6" w:themeShade="BF"/>
+        </w:rPr>
+        <w:t xml:space="preserve"> board</w:t>
+      </w:r>
+      <w:r>
+        <w:rPr>
+          <w:color w:val="538135" w:themeColor="accent6" w:themeShade="BF"/>
+        </w:rPr>
+        <w:t>.</w:t>
+      </w:r>
+    </w:p>
+    <w:p>
+      <w:pPr>
+        <w:pStyle w:val="ListParagraph"/>
+        <w:numPr>
+          <w:ilvl w:val="1"/>
+          <w:numId w:val="1"/>
+        </w:numPr>
+        <w:rPr>
+          <w:color w:val="538135" w:themeColor="accent6" w:themeShade="BF"/>
+        </w:rPr>
+      </w:pPr>
+      <w:r>
+        <w:rPr>
+          <w:color w:val="538135" w:themeColor="accent6" w:themeShade="BF"/>
+        </w:rPr>
+        <w:t xml:space="preserve">Makes sure </w:t>
+      </w:r>
+      <w:proofErr w:type="spellStart"/>
+      <w:r>
+        <w:rPr>
+          <w:color w:val="538135" w:themeColor="accent6" w:themeShade="BF"/>
+        </w:rPr>
+        <w:t>OpenEphys</w:t>
+      </w:r>
+      <w:proofErr w:type="spellEnd"/>
+      <w:r>
+        <w:rPr>
+          <w:color w:val="538135" w:themeColor="accent6" w:themeShade="BF"/>
+        </w:rPr>
+        <w:t xml:space="preserve"> is on and indicator lights are green</w:t>
+      </w:r>
+      <w:r>
+        <w:rPr>
+          <w:color w:val="538135" w:themeColor="accent6" w:themeShade="BF"/>
+        </w:rPr>
+        <w:t>.</w:t>
+      </w:r>
+      <w:r>
+        <w:rPr>
+          <w:color w:val="538135" w:themeColor="accent6" w:themeShade="BF"/>
+        </w:rPr>
+        <w:t xml:space="preserve"> If not, check that it’s plugged in correctly. </w:t>
+      </w:r>
+    </w:p>
+    <w:p>
+      <w:pPr>
+        <w:pStyle w:val="ListParagraph"/>
+        <w:numPr>
+          <w:ilvl w:val="1"/>
+          <w:numId w:val="1"/>
+        </w:numPr>
+        <w:rPr>
+          <w:color w:val="538135" w:themeColor="accent6" w:themeShade="BF"/>
+        </w:rPr>
+      </w:pPr>
+      <w:r>
+        <w:rPr>
+          <w:color w:val="538135" w:themeColor="accent6" w:themeShade="BF"/>
+        </w:rPr>
+        <w:t xml:space="preserve">Connect all </w:t>
+      </w:r>
+      <w:proofErr w:type="spellStart"/>
+      <w:r>
+        <w:rPr>
+          <w:color w:val="538135" w:themeColor="accent6" w:themeShade="BF"/>
+        </w:rPr>
+        <w:t>headstages</w:t>
+      </w:r>
+      <w:proofErr w:type="spellEnd"/>
+      <w:r>
+        <w:rPr>
+          <w:color w:val="538135" w:themeColor="accent6" w:themeShade="BF"/>
+        </w:rPr>
+        <w:t>.</w:t>
+      </w:r>
+    </w:p>
+    <w:p>
+      <w:pPr>
+        <w:pStyle w:val="ListParagraph"/>
+        <w:numPr>
+          <w:ilvl w:val="1"/>
+          <w:numId w:val="1"/>
+        </w:numPr>
+        <w:rPr>
+          <w:color w:val="538135" w:themeColor="accent6" w:themeShade="BF"/>
+        </w:rPr>
+      </w:pPr>
+      <w:r>
+        <w:rPr>
+          <w:color w:val="538135" w:themeColor="accent6" w:themeShade="BF"/>
+        </w:rPr>
+        <w:t xml:space="preserve">Open </w:t>
+      </w:r>
+      <w:proofErr w:type="spellStart"/>
+      <w:r>
+        <w:rPr>
+          <w:color w:val="538135" w:themeColor="accent6" w:themeShade="BF"/>
+        </w:rPr>
+        <w:t>OpenEphys</w:t>
+      </w:r>
+      <w:proofErr w:type="spellEnd"/>
+      <w:r>
+        <w:rPr>
+          <w:color w:val="538135" w:themeColor="accent6" w:themeShade="BF"/>
+        </w:rPr>
+        <w:t xml:space="preserve"> software and load channel configuration depending on the number and type of </w:t>
+      </w:r>
+      <w:proofErr w:type="spellStart"/>
+      <w:r>
+        <w:rPr>
+          <w:color w:val="538135" w:themeColor="accent6" w:themeShade="BF"/>
+        </w:rPr>
+        <w:t>headstages</w:t>
+      </w:r>
+      <w:proofErr w:type="spellEnd"/>
+      <w:r>
+        <w:rPr>
+          <w:color w:val="538135" w:themeColor="accent6" w:themeShade="BF"/>
+        </w:rPr>
+        <w:t xml:space="preserve"> you connected.</w:t>
+      </w:r>
+    </w:p>
+    <w:p>
+      <w:pPr>
+        <w:pStyle w:val="ListParagraph"/>
+        <w:numPr>
+          <w:ilvl w:val="1"/>
+          <w:numId w:val="1"/>
+        </w:numPr>
+        <w:rPr>
+          <w:color w:val="538135" w:themeColor="accent6" w:themeShade="BF"/>
+        </w:rPr>
+      </w:pPr>
+      <w:r>
+        <w:rPr>
+          <w:color w:val="538135" w:themeColor="accent6" w:themeShade="BF"/>
+        </w:rPr>
+        <w:t>Open LFP viewer and Spike viewer in separate windows.</w:t>
+      </w:r>
+      <w:r>
+        <w:rPr>
+          <w:color w:val="538135" w:themeColor="accent6" w:themeShade="BF"/>
+        </w:rPr>
+        <w:t xml:space="preserve"> </w:t>
+      </w:r>
+      <w:r>
+        <w:rPr>
+          <w:color w:val="538135" w:themeColor="accent6" w:themeShade="BF"/>
+        </w:rPr>
+        <w:t>Do not press play before this step</w:t>
+      </w:r>
+      <w:r>
+        <w:rPr>
+          <w:color w:val="538135" w:themeColor="accent6" w:themeShade="BF"/>
+        </w:rPr>
+        <w:t>, it will crash the software</w:t>
+      </w:r>
+      <w:r>
+        <w:rPr>
+          <w:color w:val="538135" w:themeColor="accent6" w:themeShade="BF"/>
+        </w:rPr>
+        <w:t>.</w:t>
       </w:r>
     </w:p>
     <w:p>
@@ -334,22 +545,344 @@
           <w:ilvl w:val="0"/>
           <w:numId w:val="1"/>
         </w:numPr>
-      </w:pPr>
-      <w:r>
-        <w:t xml:space="preserve">Start the </w:t>
+        <w:rPr>
+          <w:color w:val="7030A0"/>
+        </w:rPr>
+      </w:pPr>
+      <w:r>
+        <w:rPr>
+          <w:color w:val="7030A0"/>
+        </w:rPr>
+        <w:t xml:space="preserve">Turn on </w:t>
       </w:r>
       <w:r>
         <w:rPr>
           <w:b/>
           <w:bCs/>
-        </w:rPr>
-        <w:t>Main Protocol</w:t>
+          <w:color w:val="7030A0"/>
+        </w:rPr>
+        <w:t>Cameras</w:t>
+      </w:r>
+      <w:r>
+        <w:rPr>
+          <w:color w:val="7030A0"/>
+        </w:rPr>
+        <w:t xml:space="preserve"> on PC2 and PC3:</w:t>
+      </w:r>
+    </w:p>
+    <w:p>
+      <w:pPr>
+        <w:pStyle w:val="ListParagraph"/>
+        <w:numPr>
+          <w:ilvl w:val="1"/>
+          <w:numId w:val="1"/>
+        </w:numPr>
+        <w:rPr>
+          <w:color w:val="7030A0"/>
+        </w:rPr>
+      </w:pPr>
+      <w:r>
+        <w:rPr>
+          <w:color w:val="7030A0"/>
+        </w:rPr>
+        <w:t xml:space="preserve">Use the CAMERAS link in the middle of </w:t>
+      </w:r>
+      <w:r>
+        <w:rPr>
+          <w:color w:val="7030A0"/>
+        </w:rPr>
+        <w:t xml:space="preserve">the </w:t>
+      </w:r>
+      <w:r>
+        <w:rPr>
+          <w:color w:val="7030A0"/>
+        </w:rPr>
+        <w:t>desktop.</w:t>
+      </w:r>
+    </w:p>
+    <w:p>
+      <w:pPr>
+        <w:pStyle w:val="ListParagraph"/>
+        <w:numPr>
+          <w:ilvl w:val="1"/>
+          <w:numId w:val="1"/>
+        </w:numPr>
+        <w:rPr>
+          <w:color w:val="7030A0"/>
+        </w:rPr>
+      </w:pPr>
+      <w:r>
+        <w:rPr>
+          <w:color w:val="7030A0"/>
+        </w:rPr>
+        <w:t>Press Init Cameras. If the message says that some cameras were not turned on as USB3:</w:t>
+      </w:r>
+    </w:p>
+    <w:p>
+      <w:pPr>
+        <w:pStyle w:val="ListParagraph"/>
+        <w:numPr>
+          <w:ilvl w:val="2"/>
+          <w:numId w:val="1"/>
+        </w:numPr>
+        <w:rPr>
+          <w:color w:val="7030A0"/>
+        </w:rPr>
+      </w:pPr>
+      <w:r>
+        <w:rPr>
+          <w:color w:val="7030A0"/>
+        </w:rPr>
+        <w:t xml:space="preserve">Press </w:t>
+      </w:r>
+      <w:r>
+        <w:rPr>
+          <w:color w:val="7030A0"/>
+        </w:rPr>
+        <w:t>Release Cameras</w:t>
+      </w:r>
+      <w:r>
+        <w:rPr>
+          <w:color w:val="7030A0"/>
+        </w:rPr>
+        <w:t>.</w:t>
+      </w:r>
+    </w:p>
+    <w:p>
+      <w:pPr>
+        <w:pStyle w:val="ListParagraph"/>
+        <w:numPr>
+          <w:ilvl w:val="2"/>
+          <w:numId w:val="1"/>
+        </w:numPr>
+        <w:rPr>
+          <w:color w:val="7030A0"/>
+        </w:rPr>
+      </w:pPr>
+      <w:r>
+        <w:rPr>
+          <w:color w:val="7030A0"/>
+        </w:rPr>
+        <w:t>Unplug the cameras that were indicated (you are given their cord’s color marking)</w:t>
+      </w:r>
+      <w:r>
+        <w:rPr>
+          <w:color w:val="7030A0"/>
+        </w:rPr>
+        <w:t>.</w:t>
+      </w:r>
+    </w:p>
+    <w:p>
+      <w:pPr>
+        <w:pStyle w:val="ListParagraph"/>
+        <w:numPr>
+          <w:ilvl w:val="2"/>
+          <w:numId w:val="1"/>
+        </w:numPr>
+        <w:rPr>
+          <w:color w:val="7030A0"/>
+        </w:rPr>
+      </w:pPr>
+      <w:r>
+        <w:rPr>
+          <w:color w:val="7030A0"/>
+        </w:rPr>
+        <w:t>Plug them back into the SAME port.</w:t>
+      </w:r>
+    </w:p>
+    <w:p>
+      <w:pPr>
+        <w:pStyle w:val="ListParagraph"/>
+        <w:numPr>
+          <w:ilvl w:val="2"/>
+          <w:numId w:val="1"/>
+        </w:numPr>
+        <w:rPr>
+          <w:color w:val="7030A0"/>
+        </w:rPr>
+      </w:pPr>
+      <w:r>
+        <w:rPr>
+          <w:color w:val="7030A0"/>
+        </w:rPr>
+        <w:t xml:space="preserve">Go to step </w:t>
+      </w:r>
+      <w:r>
+        <w:rPr>
+          <w:color w:val="7030A0"/>
+        </w:rPr>
+        <w:t>5</w:t>
+      </w:r>
+      <w:r>
+        <w:rPr>
+          <w:color w:val="7030A0"/>
+        </w:rPr>
+        <w:t>b.</w:t>
+      </w:r>
+    </w:p>
+    <w:p>
+      <w:pPr>
+        <w:pStyle w:val="ListParagraph"/>
+        <w:numPr>
+          <w:ilvl w:val="1"/>
+          <w:numId w:val="1"/>
+        </w:numPr>
+        <w:rPr>
+          <w:color w:val="7030A0"/>
+        </w:rPr>
+      </w:pPr>
+      <w:r>
+        <w:rPr>
+          <w:color w:val="7030A0"/>
+        </w:rPr>
+        <w:t>Press Start Server.</w:t>
+      </w:r>
+    </w:p>
+    <w:p>
+      <w:pPr>
+        <w:pStyle w:val="ListParagraph"/>
+        <w:numPr>
+          <w:ilvl w:val="0"/>
+          <w:numId w:val="1"/>
+        </w:numPr>
+      </w:pPr>
+      <w:r>
+        <w:t xml:space="preserve">Turn on the </w:t>
       </w:r>
       <w:r>
         <w:rPr>
           <w:b/>
           <w:bCs/>
         </w:rPr>
+        <w:t>Pressure Sensor</w:t>
+      </w:r>
+      <w:r>
+        <w:t xml:space="preserve"> on PC1:</w:t>
+      </w:r>
+    </w:p>
+    <w:p>
+      <w:pPr>
+        <w:pStyle w:val="ListParagraph"/>
+        <w:numPr>
+          <w:ilvl w:val="1"/>
+          <w:numId w:val="1"/>
+        </w:numPr>
+      </w:pPr>
+      <w:r>
+        <w:t>Use the PRESSURE SENSOR link in the middle of the desktop.</w:t>
+      </w:r>
+    </w:p>
+    <w:p>
+      <w:pPr>
+        <w:pStyle w:val="ListParagraph"/>
+        <w:numPr>
+          <w:ilvl w:val="1"/>
+          <w:numId w:val="1"/>
+        </w:numPr>
+      </w:pPr>
+      <w:r>
+        <w:t>Press Initialize. Wait – initialization process can take a minute.</w:t>
+      </w:r>
+    </w:p>
+    <w:p>
+      <w:pPr>
+        <w:pStyle w:val="ListParagraph"/>
+        <w:numPr>
+          <w:ilvl w:val="1"/>
+          <w:numId w:val="1"/>
+        </w:numPr>
+      </w:pPr>
+      <w:r>
+        <w:t>Press Start Server.</w:t>
+      </w:r>
+    </w:p>
+    <w:p>
+      <w:pPr>
+        <w:pStyle w:val="ListParagraph"/>
+        <w:numPr>
+          <w:ilvl w:val="0"/>
+          <w:numId w:val="1"/>
+        </w:numPr>
+      </w:pPr>
+      <w:r>
+        <w:t xml:space="preserve">Generate a new </w:t>
+      </w:r>
+      <w:r>
+        <w:rPr>
+          <w:b/>
+          <w:bCs/>
+        </w:rPr>
+        <w:t>session</w:t>
+      </w:r>
+      <w:r>
+        <w:t>:</w:t>
+      </w:r>
+    </w:p>
+    <w:p>
+      <w:pPr>
+        <w:pStyle w:val="ListParagraph"/>
+        <w:numPr>
+          <w:ilvl w:val="1"/>
+          <w:numId w:val="1"/>
+        </w:numPr>
+      </w:pPr>
+      <w:r>
+        <w:t>Use the folder link SESSION CONFIG on the desktop right above the MAIN PROTOCOL link.</w:t>
+      </w:r>
+    </w:p>
+    <w:p>
+      <w:pPr>
+        <w:pStyle w:val="ListParagraph"/>
+        <w:numPr>
+          <w:ilvl w:val="1"/>
+          <w:numId w:val="1"/>
+        </w:numPr>
+      </w:pPr>
+      <w:r>
+        <w:t>In that folder, usually, just double-click the “</w:t>
+      </w:r>
+      <w:r>
+        <w:t>generate_session.bat</w:t>
+      </w:r>
+      <w:r>
+        <w:t>”, which should spawn a new session file.</w:t>
+      </w:r>
+    </w:p>
+    <w:p>
+      <w:pPr>
+        <w:pStyle w:val="ListParagraph"/>
+        <w:numPr>
+          <w:ilvl w:val="1"/>
+          <w:numId w:val="1"/>
+        </w:numPr>
+      </w:pPr>
+      <w:r>
+        <w:t>Close the folder.</w:t>
+      </w:r>
+    </w:p>
+    <w:p>
+      <w:pPr>
+        <w:pStyle w:val="ListParagraph"/>
+        <w:numPr>
+          <w:ilvl w:val="0"/>
+          <w:numId w:val="1"/>
+        </w:numPr>
+      </w:pPr>
+      <w:r>
+        <w:t xml:space="preserve">Start the </w:t>
+      </w:r>
+      <w:r>
+        <w:rPr>
+          <w:b/>
+          <w:bCs/>
+        </w:rPr>
+        <w:t>Main Protocol</w:t>
+      </w:r>
+      <w:r>
+        <w:rPr>
+          <w:b/>
+          <w:bCs/>
+        </w:rPr>
         <w:t xml:space="preserve"> </w:t>
       </w:r>
       <w:r>
@@ -389,6 +922,7 @@
         </w:numPr>
       </w:pPr>
       <w:r>
+        <w:lastRenderedPageBreak/>
         <w:t>Move the homing metal block into position closest to the middle and screw it in.</w:t>
       </w:r>
     </w:p>
@@ -469,7 +1003,16 @@
         </w:numPr>
       </w:pPr>
       <w:r>
-        <w:t>Connect to 3 servers: 2 camera servers and a pressure sensor server.</w:t>
+        <w:t xml:space="preserve">Connect to 3 servers: </w:t>
+      </w:r>
+      <w:r>
+        <w:rPr>
+          <w:color w:val="7030A0"/>
+        </w:rPr>
+        <w:t>2 camera servers</w:t>
+      </w:r>
+      <w:r>
+        <w:t xml:space="preserve"> and a pressure sensor server.</w:t>
       </w:r>
     </w:p>
     <w:p>
@@ -503,12 +1046,435 @@
       <w:pPr>
         <w:pStyle w:val="ListParagraph"/>
         <w:numPr>
-          <w:ilvl w:val="1"/>
-          <w:numId w:val="1"/>
-        </w:numPr>
-      </w:pPr>
-      <w:r>
-        <w:t>When the animal is in position, press Start Trial.</w:t>
+          <w:ilvl w:val="0"/>
+          <w:numId w:val="1"/>
+        </w:numPr>
+        <w:rPr>
+          <w:color w:val="538135" w:themeColor="accent6" w:themeShade="BF"/>
+        </w:rPr>
+      </w:pPr>
+      <w:r>
+        <w:rPr>
+          <w:b/>
+          <w:bCs/>
+          <w:color w:val="538135" w:themeColor="accent6" w:themeShade="BF"/>
+        </w:rPr>
+        <w:t>Monkey</w:t>
+      </w:r>
+      <w:r>
+        <w:rPr>
+          <w:color w:val="538135" w:themeColor="accent6" w:themeShade="BF"/>
+        </w:rPr>
+        <w:t xml:space="preserve"> prep in the rig:</w:t>
+      </w:r>
+    </w:p>
+    <w:p>
+      <w:pPr>
+        <w:pStyle w:val="ListParagraph"/>
+        <w:numPr>
+          <w:ilvl w:val="1"/>
+          <w:numId w:val="1"/>
+        </w:numPr>
+        <w:rPr>
+          <w:color w:val="538135" w:themeColor="accent6" w:themeShade="BF"/>
+        </w:rPr>
+      </w:pPr>
+      <w:r>
+        <w:rPr>
+          <w:color w:val="538135" w:themeColor="accent6" w:themeShade="BF"/>
+        </w:rPr>
+        <w:t>Put a protective cover around monkey’s head, make sure no cables are within monkey’s reach</w:t>
+      </w:r>
+      <w:r>
+        <w:rPr>
+          <w:color w:val="538135" w:themeColor="accent6" w:themeShade="BF"/>
+        </w:rPr>
+        <w:t xml:space="preserve"> and nothing is hanging around</w:t>
+      </w:r>
+      <w:r>
+        <w:rPr>
+          <w:color w:val="538135" w:themeColor="accent6" w:themeShade="BF"/>
+        </w:rPr>
+        <w:t>.</w:t>
+      </w:r>
+    </w:p>
+    <w:p>
+      <w:pPr>
+        <w:pStyle w:val="ListParagraph"/>
+        <w:numPr>
+          <w:ilvl w:val="1"/>
+          <w:numId w:val="1"/>
+        </w:numPr>
+        <w:rPr>
+          <w:color w:val="538135" w:themeColor="accent6" w:themeShade="BF"/>
+        </w:rPr>
+      </w:pPr>
+      <w:r>
+        <w:rPr>
+          <w:color w:val="538135" w:themeColor="accent6" w:themeShade="BF"/>
+        </w:rPr>
+        <w:t>Place Nan tower on the chamber.</w:t>
+      </w:r>
+    </w:p>
+    <w:p>
+      <w:pPr>
+        <w:pStyle w:val="ListParagraph"/>
+        <w:numPr>
+          <w:ilvl w:val="1"/>
+          <w:numId w:val="1"/>
+        </w:numPr>
+        <w:rPr>
+          <w:color w:val="538135" w:themeColor="accent6" w:themeShade="BF"/>
+        </w:rPr>
+      </w:pPr>
+      <w:r>
+        <w:rPr>
+          <w:color w:val="538135" w:themeColor="accent6" w:themeShade="BF"/>
+        </w:rPr>
+        <w:t xml:space="preserve">Connect all </w:t>
+      </w:r>
+      <w:proofErr w:type="spellStart"/>
+      <w:r>
+        <w:rPr>
+          <w:color w:val="538135" w:themeColor="accent6" w:themeShade="BF"/>
+        </w:rPr>
+        <w:t>headstages</w:t>
+      </w:r>
+      <w:proofErr w:type="spellEnd"/>
+      <w:r>
+        <w:rPr>
+          <w:color w:val="538135" w:themeColor="accent6" w:themeShade="BF"/>
+        </w:rPr>
+        <w:t xml:space="preserve"> to probes. </w:t>
+      </w:r>
+    </w:p>
+    <w:p>
+      <w:pPr>
+        <w:pStyle w:val="ListParagraph"/>
+        <w:numPr>
+          <w:ilvl w:val="1"/>
+          <w:numId w:val="1"/>
+        </w:numPr>
+        <w:rPr>
+          <w:color w:val="538135" w:themeColor="accent6" w:themeShade="BF"/>
+        </w:rPr>
+      </w:pPr>
+      <w:r>
+        <w:rPr>
+          <w:color w:val="538135" w:themeColor="accent6" w:themeShade="BF"/>
+        </w:rPr>
+        <w:t>Connect grounding cables to each probe. Ground them to the chair.</w:t>
+      </w:r>
+    </w:p>
+    <w:p>
+      <w:pPr>
+        <w:pStyle w:val="ListParagraph"/>
+        <w:numPr>
+          <w:ilvl w:val="1"/>
+          <w:numId w:val="1"/>
+        </w:numPr>
+        <w:rPr>
+          <w:color w:val="538135" w:themeColor="accent6" w:themeShade="BF"/>
+        </w:rPr>
+      </w:pPr>
+      <w:r>
+        <w:rPr>
+          <w:color w:val="538135" w:themeColor="accent6" w:themeShade="BF"/>
+        </w:rPr>
+        <w:t>Connect all drives to Nan.</w:t>
+      </w:r>
+    </w:p>
+    <w:p>
+      <w:pPr>
+        <w:pStyle w:val="ListParagraph"/>
+        <w:numPr>
+          <w:ilvl w:val="1"/>
+          <w:numId w:val="1"/>
+        </w:numPr>
+        <w:rPr>
+          <w:color w:val="538135" w:themeColor="accent6" w:themeShade="BF"/>
+        </w:rPr>
+      </w:pPr>
+      <w:r>
+        <w:rPr>
+          <w:color w:val="538135" w:themeColor="accent6" w:themeShade="BF"/>
+        </w:rPr>
+        <w:t>Lower guide tubes.</w:t>
+      </w:r>
+    </w:p>
+    <w:p>
+      <w:pPr>
+        <w:pStyle w:val="ListParagraph"/>
+        <w:numPr>
+          <w:ilvl w:val="1"/>
+          <w:numId w:val="1"/>
+        </w:numPr>
+        <w:rPr>
+          <w:color w:val="538135" w:themeColor="accent6" w:themeShade="BF"/>
+        </w:rPr>
+      </w:pPr>
+      <w:r>
+        <w:rPr>
+          <w:color w:val="538135" w:themeColor="accent6" w:themeShade="BF"/>
+        </w:rPr>
+        <w:t>Press play</w:t>
+      </w:r>
+      <w:r>
+        <w:rPr>
+          <w:color w:val="538135" w:themeColor="accent6" w:themeShade="BF"/>
+        </w:rPr>
+        <w:t xml:space="preserve"> in </w:t>
+      </w:r>
+      <w:proofErr w:type="spellStart"/>
+      <w:r>
+        <w:rPr>
+          <w:color w:val="538135" w:themeColor="accent6" w:themeShade="BF"/>
+        </w:rPr>
+        <w:t>OpenEphys</w:t>
+      </w:r>
+      <w:proofErr w:type="spellEnd"/>
+      <w:r>
+        <w:rPr>
+          <w:color w:val="538135" w:themeColor="accent6" w:themeShade="BF"/>
+        </w:rPr>
+        <w:t xml:space="preserve"> and turn on sound for the lowest channel</w:t>
+      </w:r>
+      <w:r>
+        <w:rPr>
+          <w:color w:val="538135" w:themeColor="accent6" w:themeShade="BF"/>
+        </w:rPr>
+        <w:t xml:space="preserve"> on the probe</w:t>
+      </w:r>
+      <w:r>
+        <w:rPr>
+          <w:color w:val="538135" w:themeColor="accent6" w:themeShade="BF"/>
+        </w:rPr>
+        <w:t xml:space="preserve"> (</w:t>
+      </w:r>
+      <w:r>
+        <w:rPr>
+          <w:color w:val="538135" w:themeColor="accent6" w:themeShade="BF"/>
+        </w:rPr>
+        <w:t>make sure you did everything in</w:t>
+      </w:r>
+      <w:r>
+        <w:rPr>
+          <w:color w:val="538135" w:themeColor="accent6" w:themeShade="BF"/>
+        </w:rPr>
+        <w:t xml:space="preserve"> 4</w:t>
+      </w:r>
+      <w:r>
+        <w:rPr>
+          <w:color w:val="538135" w:themeColor="accent6" w:themeShade="BF"/>
+        </w:rPr>
+        <w:t xml:space="preserve"> first</w:t>
+      </w:r>
+      <w:r>
+        <w:rPr>
+          <w:color w:val="538135" w:themeColor="accent6" w:themeShade="BF"/>
+        </w:rPr>
+        <w:t>).</w:t>
+      </w:r>
+    </w:p>
+    <w:p>
+      <w:pPr>
+        <w:pStyle w:val="ListParagraph"/>
+        <w:numPr>
+          <w:ilvl w:val="1"/>
+          <w:numId w:val="1"/>
+        </w:numPr>
+        <w:rPr>
+          <w:color w:val="538135" w:themeColor="accent6" w:themeShade="BF"/>
+        </w:rPr>
+      </w:pPr>
+      <w:r>
+        <w:rPr>
+          <w:color w:val="538135" w:themeColor="accent6" w:themeShade="BF"/>
+        </w:rPr>
+        <w:t>Start lowering the probes</w:t>
+      </w:r>
+      <w:r>
+        <w:rPr>
+          <w:color w:val="538135" w:themeColor="accent6" w:themeShade="BF"/>
+        </w:rPr>
+        <w:t xml:space="preserve"> (probably sequentially)</w:t>
+      </w:r>
+      <w:r>
+        <w:rPr>
+          <w:color w:val="538135" w:themeColor="accent6" w:themeShade="BF"/>
+        </w:rPr>
+        <w:t xml:space="preserve"> and watch for possible bending.</w:t>
+      </w:r>
+    </w:p>
+    <w:p>
+      <w:pPr>
+        <w:pStyle w:val="ListParagraph"/>
+        <w:numPr>
+          <w:ilvl w:val="1"/>
+          <w:numId w:val="1"/>
+        </w:numPr>
+        <w:rPr>
+          <w:color w:val="538135" w:themeColor="accent6" w:themeShade="BF"/>
+        </w:rPr>
+      </w:pPr>
+      <w:r>
+        <w:rPr>
+          <w:color w:val="538135" w:themeColor="accent6" w:themeShade="BF"/>
+        </w:rPr>
+        <w:t xml:space="preserve">When you </w:t>
+      </w:r>
+      <w:r>
+        <w:rPr>
+          <w:color w:val="538135" w:themeColor="accent6" w:themeShade="BF"/>
+        </w:rPr>
+        <w:t>see/</w:t>
+      </w:r>
+      <w:r>
+        <w:rPr>
+          <w:color w:val="538135" w:themeColor="accent6" w:themeShade="BF"/>
+        </w:rPr>
+        <w:t>hear first neural activity on a given probe, reset depth for this probe to zero</w:t>
+      </w:r>
+      <w:r>
+        <w:rPr>
+          <w:color w:val="538135" w:themeColor="accent6" w:themeShade="BF"/>
+        </w:rPr>
+        <w:t xml:space="preserve"> in the corresponding Nan field.</w:t>
+      </w:r>
+      <w:r>
+        <w:rPr>
+          <w:color w:val="538135" w:themeColor="accent6" w:themeShade="BF"/>
+        </w:rPr>
+        <w:t xml:space="preserve"> Make a note of the reset depth.</w:t>
+      </w:r>
+      <w:r>
+        <w:rPr>
+          <w:color w:val="538135" w:themeColor="accent6" w:themeShade="BF"/>
+        </w:rPr>
+        <w:t xml:space="preserve"> Do this for all other probes.</w:t>
+      </w:r>
+      <w:r>
+        <w:rPr>
+          <w:color w:val="538135" w:themeColor="accent6" w:themeShade="BF"/>
+        </w:rPr>
+        <w:t xml:space="preserve"> </w:t>
+      </w:r>
+      <w:r>
+        <w:rPr>
+          <w:color w:val="538135" w:themeColor="accent6" w:themeShade="BF"/>
+        </w:rPr>
+        <w:t>Adjust spike thresholds if necessary.</w:t>
+      </w:r>
+    </w:p>
+    <w:p>
+      <w:pPr>
+        <w:pStyle w:val="ListParagraph"/>
+        <w:numPr>
+          <w:ilvl w:val="1"/>
+          <w:numId w:val="1"/>
+        </w:numPr>
+        <w:rPr>
+          <w:color w:val="538135" w:themeColor="accent6" w:themeShade="BF"/>
+        </w:rPr>
+      </w:pPr>
+      <w:r>
+        <w:rPr>
+          <w:color w:val="538135" w:themeColor="accent6" w:themeShade="BF"/>
+        </w:rPr>
+        <w:t xml:space="preserve">Lower and map until you are in a location with good </w:t>
+      </w:r>
+      <w:r>
+        <w:rPr>
+          <w:color w:val="538135" w:themeColor="accent6" w:themeShade="BF"/>
+        </w:rPr>
+        <w:t>units</w:t>
+      </w:r>
+      <w:r>
+        <w:rPr>
+          <w:color w:val="538135" w:themeColor="accent6" w:themeShade="BF"/>
+        </w:rPr>
+        <w:t>.</w:t>
+      </w:r>
+      <w:r>
+        <w:rPr>
+          <w:color w:val="538135" w:themeColor="accent6" w:themeShade="BF"/>
+        </w:rPr>
+        <w:t xml:space="preserve"> Make a note of depth and receptive fields of all evident units.</w:t>
+      </w:r>
+      <w:r>
+        <w:rPr>
+          <w:color w:val="538135" w:themeColor="accent6" w:themeShade="BF"/>
+        </w:rPr>
+        <w:t xml:space="preserve"> </w:t>
+      </w:r>
+    </w:p>
+    <w:p>
+      <w:pPr>
+        <w:pStyle w:val="ListParagraph"/>
+        <w:numPr>
+          <w:ilvl w:val="1"/>
+          <w:numId w:val="1"/>
+        </w:numPr>
+        <w:rPr>
+          <w:color w:val="538135" w:themeColor="accent6" w:themeShade="BF"/>
+        </w:rPr>
+      </w:pPr>
+      <w:r>
+        <w:rPr>
+          <w:color w:val="538135" w:themeColor="accent6" w:themeShade="BF"/>
+        </w:rPr>
+        <w:t>Unplug all drives for recording period to avoid extra noise.</w:t>
+      </w:r>
+    </w:p>
+    <w:p>
+      <w:pPr>
+        <w:pStyle w:val="ListParagraph"/>
+        <w:numPr>
+          <w:ilvl w:val="0"/>
+          <w:numId w:val="1"/>
+        </w:numPr>
+      </w:pPr>
+      <w:r>
+        <w:t>P</w:t>
+      </w:r>
+      <w:r>
+        <w:t>ress Start Trial</w:t>
+      </w:r>
+      <w:r>
+        <w:t xml:space="preserve"> in the Main Protocol</w:t>
+      </w:r>
+      <w:r>
+        <w:t>.</w:t>
+      </w:r>
+    </w:p>
+    <w:p>
+      <w:pPr>
+        <w:pStyle w:val="ListParagraph"/>
+        <w:numPr>
+          <w:ilvl w:val="1"/>
+          <w:numId w:val="1"/>
+        </w:numPr>
+      </w:pPr>
+      <w:r>
+        <w:t xml:space="preserve">After the first trial, make sure </w:t>
+      </w:r>
+      <w:r>
+        <w:rPr>
+          <w:color w:val="7030A0"/>
+        </w:rPr>
+        <w:t>images</w:t>
+      </w:r>
+      <w:r>
+        <w:t xml:space="preserve">, sensor data and </w:t>
+      </w:r>
+      <w:r>
+        <w:rPr>
+          <w:color w:val="538135" w:themeColor="accent6" w:themeShade="BF"/>
+        </w:rPr>
+        <w:t xml:space="preserve">neural data </w:t>
+      </w:r>
+      <w:r>
+        <w:t>are being recorded.</w:t>
       </w:r>
     </w:p>
     <w:p/>
@@ -526,7 +1492,22 @@
         </w:numPr>
       </w:pPr>
       <w:r>
-        <w:t>Steps 3, 4, 5, 6 can be done in any order.</w:t>
+        <w:t xml:space="preserve">Steps </w:t>
+      </w:r>
+      <w:r>
+        <w:t xml:space="preserve">3, 4, </w:t>
+      </w:r>
+      <w:r>
+        <w:t>5, 6</w:t>
+      </w:r>
+      <w:r>
+        <w:t>, 7</w:t>
+      </w:r>
+      <w:r>
+        <w:t xml:space="preserve"> </w:t>
+      </w:r>
+      <w:r>
+        <w:t>can be done in any order.</w:t>
       </w:r>
     </w:p>
     <w:p>
@@ -549,13 +1530,18 @@
     <w:p>
       <w:pPr>
         <w:jc w:val="center"/>
-      </w:pPr>
-      <w:r>
+        <w:rPr>
+          <w:sz w:val="32"/>
+          <w:szCs w:val="32"/>
+        </w:rPr>
+      </w:pPr>
+      <w:r>
+        <w:rPr>
+          <w:sz w:val="32"/>
+          <w:szCs w:val="32"/>
+        </w:rPr>
         <w:lastRenderedPageBreak/>
-        <w:t xml:space="preserve">Stereognosis: Experimental SOP </w:t>
-      </w:r>
-      <w:r>
-        <w:t>FINISH</w:t>
+        <w:t>Stereognosis: Experimental SOP FINISH</w:t>
       </w:r>
     </w:p>
     <w:p>
@@ -565,11 +1551,406 @@
           <w:ilvl w:val="0"/>
           <w:numId w:val="3"/>
         </w:numPr>
-      </w:pPr>
-      <w:r>
+        <w:rPr>
+          <w:color w:val="538135" w:themeColor="accent6" w:themeShade="BF"/>
+        </w:rPr>
+      </w:pPr>
+      <w:r>
+        <w:rPr>
+          <w:color w:val="538135" w:themeColor="accent6" w:themeShade="BF"/>
+        </w:rPr>
+        <w:t xml:space="preserve">Deal with the </w:t>
+      </w:r>
+      <w:r>
+        <w:rPr>
+          <w:b/>
+          <w:bCs/>
+          <w:color w:val="538135" w:themeColor="accent6" w:themeShade="BF"/>
+        </w:rPr>
+        <w:t>brain</w:t>
+      </w:r>
+      <w:r>
+        <w:rPr>
+          <w:color w:val="538135" w:themeColor="accent6" w:themeShade="BF"/>
+        </w:rPr>
+        <w:t xml:space="preserve"> first:</w:t>
+      </w:r>
+    </w:p>
+    <w:p>
+      <w:pPr>
+        <w:pStyle w:val="ListParagraph"/>
+        <w:numPr>
+          <w:ilvl w:val="1"/>
+          <w:numId w:val="3"/>
+        </w:numPr>
+        <w:rPr>
+          <w:color w:val="538135" w:themeColor="accent6" w:themeShade="BF"/>
+        </w:rPr>
+      </w:pPr>
+      <w:r>
+        <w:rPr>
+          <w:color w:val="538135" w:themeColor="accent6" w:themeShade="BF"/>
+        </w:rPr>
+        <w:t xml:space="preserve">Makes sure all drives are plugged back in. </w:t>
+      </w:r>
+      <w:r>
+        <w:rPr>
+          <w:color w:val="538135" w:themeColor="accent6" w:themeShade="BF"/>
+        </w:rPr>
+        <w:t xml:space="preserve">Raise all probes to zero. </w:t>
+      </w:r>
+      <w:r>
+        <w:rPr>
+          <w:color w:val="538135" w:themeColor="accent6" w:themeShade="BF"/>
+        </w:rPr>
+        <w:t>Set</w:t>
+      </w:r>
+      <w:r>
+        <w:rPr>
+          <w:color w:val="538135" w:themeColor="accent6" w:themeShade="BF"/>
+        </w:rPr>
+        <w:t xml:space="preserve"> </w:t>
+      </w:r>
+      <w:r>
+        <w:rPr>
+          <w:color w:val="538135" w:themeColor="accent6" w:themeShade="BF"/>
+        </w:rPr>
+        <w:t>position</w:t>
+      </w:r>
+      <w:r>
+        <w:rPr>
+          <w:color w:val="538135" w:themeColor="accent6" w:themeShade="BF"/>
+        </w:rPr>
+        <w:t xml:space="preserve"> to </w:t>
+      </w:r>
+      <w:r>
+        <w:rPr>
+          <w:color w:val="538135" w:themeColor="accent6" w:themeShade="BF"/>
+        </w:rPr>
+        <w:t>‘</w:t>
+      </w:r>
+      <w:r>
+        <w:rPr>
+          <w:color w:val="538135" w:themeColor="accent6" w:themeShade="BF"/>
+        </w:rPr>
+        <w:t>reset depth</w:t>
+      </w:r>
+      <w:r>
+        <w:rPr>
+          <w:color w:val="538135" w:themeColor="accent6" w:themeShade="BF"/>
+        </w:rPr>
+        <w:t>’</w:t>
+      </w:r>
+      <w:r>
+        <w:rPr>
+          <w:color w:val="538135" w:themeColor="accent6" w:themeShade="BF"/>
+        </w:rPr>
+        <w:t xml:space="preserve"> for </w:t>
+      </w:r>
+      <w:r>
+        <w:rPr>
+          <w:color w:val="538135" w:themeColor="accent6" w:themeShade="BF"/>
+        </w:rPr>
+        <w:t>a given</w:t>
+      </w:r>
+      <w:r>
+        <w:rPr>
+          <w:color w:val="538135" w:themeColor="accent6" w:themeShade="BF"/>
+        </w:rPr>
+        <w:t xml:space="preserve"> probe and raise to zero again.</w:t>
+      </w:r>
+      <w:r>
+        <w:rPr>
+          <w:color w:val="538135" w:themeColor="accent6" w:themeShade="BF"/>
+        </w:rPr>
+        <w:t xml:space="preserve"> If you forgot the reset depth, eyeball current drive position and calculate travel distance to ~3mm from the top</w:t>
+      </w:r>
+      <w:r>
+        <w:rPr>
+          <w:color w:val="538135" w:themeColor="accent6" w:themeShade="BF"/>
+        </w:rPr>
+        <w:t xml:space="preserve"> (better to underestimate than overestimate</w:t>
+      </w:r>
+      <w:r>
+        <w:rPr>
+          <w:color w:val="538135" w:themeColor="accent6" w:themeShade="BF"/>
+        </w:rPr>
+        <w:t xml:space="preserve"> travel distance</w:t>
+      </w:r>
+      <w:r>
+        <w:rPr>
+          <w:color w:val="538135" w:themeColor="accent6" w:themeShade="BF"/>
+        </w:rPr>
+        <w:t>)</w:t>
+      </w:r>
+      <w:r>
+        <w:rPr>
+          <w:color w:val="538135" w:themeColor="accent6" w:themeShade="BF"/>
+        </w:rPr>
+        <w:t xml:space="preserve">. </w:t>
+      </w:r>
+    </w:p>
+    <w:p>
+      <w:pPr>
+        <w:pStyle w:val="ListParagraph"/>
+        <w:numPr>
+          <w:ilvl w:val="1"/>
+          <w:numId w:val="3"/>
+        </w:numPr>
+        <w:rPr>
+          <w:color w:val="538135" w:themeColor="accent6" w:themeShade="BF"/>
+        </w:rPr>
+      </w:pPr>
+      <w:r>
+        <w:rPr>
+          <w:color w:val="538135" w:themeColor="accent6" w:themeShade="BF"/>
+        </w:rPr>
+        <w:t xml:space="preserve">Stop </w:t>
+      </w:r>
+      <w:proofErr w:type="spellStart"/>
+      <w:r>
+        <w:rPr>
+          <w:color w:val="538135" w:themeColor="accent6" w:themeShade="BF"/>
+        </w:rPr>
+        <w:t>OpenEphys</w:t>
+      </w:r>
+      <w:proofErr w:type="spellEnd"/>
+      <w:r>
+        <w:rPr>
+          <w:color w:val="538135" w:themeColor="accent6" w:themeShade="BF"/>
+        </w:rPr>
+        <w:t>.</w:t>
+      </w:r>
+    </w:p>
+    <w:p>
+      <w:pPr>
+        <w:pStyle w:val="ListParagraph"/>
+        <w:numPr>
+          <w:ilvl w:val="1"/>
+          <w:numId w:val="3"/>
+        </w:numPr>
+        <w:rPr>
+          <w:color w:val="538135" w:themeColor="accent6" w:themeShade="BF"/>
+        </w:rPr>
+      </w:pPr>
+      <w:r>
+        <w:rPr>
+          <w:color w:val="538135" w:themeColor="accent6" w:themeShade="BF"/>
+        </w:rPr>
+        <w:t>Unplug all drives</w:t>
+      </w:r>
+      <w:r>
+        <w:rPr>
+          <w:color w:val="538135" w:themeColor="accent6" w:themeShade="BF"/>
+        </w:rPr>
+        <w:t xml:space="preserve">, </w:t>
+      </w:r>
+      <w:r>
+        <w:rPr>
+          <w:color w:val="538135" w:themeColor="accent6" w:themeShade="BF"/>
+        </w:rPr>
+        <w:t xml:space="preserve">all </w:t>
+      </w:r>
+      <w:proofErr w:type="spellStart"/>
+      <w:r>
+        <w:rPr>
+          <w:color w:val="538135" w:themeColor="accent6" w:themeShade="BF"/>
+        </w:rPr>
+        <w:t>headstages</w:t>
+      </w:r>
+      <w:proofErr w:type="spellEnd"/>
+      <w:r>
+        <w:rPr>
+          <w:color w:val="538135" w:themeColor="accent6" w:themeShade="BF"/>
+        </w:rPr>
+        <w:t xml:space="preserve"> and all grounding cables</w:t>
+      </w:r>
+      <w:r>
+        <w:rPr>
+          <w:color w:val="538135" w:themeColor="accent6" w:themeShade="BF"/>
+        </w:rPr>
+        <w:t>.</w:t>
+      </w:r>
+    </w:p>
+    <w:p>
+      <w:pPr>
+        <w:pStyle w:val="ListParagraph"/>
+        <w:numPr>
+          <w:ilvl w:val="1"/>
+          <w:numId w:val="3"/>
+        </w:numPr>
+        <w:rPr>
+          <w:color w:val="538135" w:themeColor="accent6" w:themeShade="BF"/>
+        </w:rPr>
+      </w:pPr>
+      <w:r>
+        <w:rPr>
+          <w:color w:val="538135" w:themeColor="accent6" w:themeShade="BF"/>
+        </w:rPr>
+        <w:t xml:space="preserve">Carefully </w:t>
+      </w:r>
+      <w:r>
+        <w:rPr>
+          <w:color w:val="538135" w:themeColor="accent6" w:themeShade="BF"/>
+        </w:rPr>
+        <w:t xml:space="preserve">and slowly </w:t>
+      </w:r>
+      <w:r>
+        <w:rPr>
+          <w:color w:val="538135" w:themeColor="accent6" w:themeShade="BF"/>
+        </w:rPr>
+        <w:t xml:space="preserve">raise guide tubes. </w:t>
+      </w:r>
+    </w:p>
+    <w:p>
+      <w:pPr>
+        <w:pStyle w:val="ListParagraph"/>
+        <w:numPr>
+          <w:ilvl w:val="1"/>
+          <w:numId w:val="3"/>
+        </w:numPr>
+        <w:rPr>
+          <w:color w:val="538135" w:themeColor="accent6" w:themeShade="BF"/>
+        </w:rPr>
+      </w:pPr>
+      <w:r>
+        <w:rPr>
+          <w:color w:val="538135" w:themeColor="accent6" w:themeShade="BF"/>
+        </w:rPr>
+        <w:t xml:space="preserve">Unscrew the </w:t>
+      </w:r>
+      <w:r>
+        <w:rPr>
+          <w:color w:val="538135" w:themeColor="accent6" w:themeShade="BF"/>
+        </w:rPr>
+        <w:t>N</w:t>
+      </w:r>
+      <w:r>
+        <w:rPr>
+          <w:color w:val="538135" w:themeColor="accent6" w:themeShade="BF"/>
+        </w:rPr>
+        <w:t>an tower</w:t>
+      </w:r>
+      <w:r>
+        <w:rPr>
+          <w:color w:val="538135" w:themeColor="accent6" w:themeShade="BF"/>
+        </w:rPr>
+        <w:t xml:space="preserve"> and set it aside</w:t>
+      </w:r>
+      <w:r>
+        <w:rPr>
+          <w:color w:val="538135" w:themeColor="accent6" w:themeShade="BF"/>
+        </w:rPr>
+        <w:t>.</w:t>
+      </w:r>
+    </w:p>
+    <w:p>
+      <w:pPr>
+        <w:pStyle w:val="ListParagraph"/>
+        <w:numPr>
+          <w:ilvl w:val="1"/>
+          <w:numId w:val="3"/>
+        </w:numPr>
+        <w:rPr>
+          <w:color w:val="538135" w:themeColor="accent6" w:themeShade="BF"/>
+        </w:rPr>
+      </w:pPr>
+      <w:r>
+        <w:rPr>
+          <w:color w:val="538135" w:themeColor="accent6" w:themeShade="BF"/>
+        </w:rPr>
+        <w:t>Watch for excessive bleeding</w:t>
+      </w:r>
+      <w:r>
+        <w:rPr>
+          <w:color w:val="538135" w:themeColor="accent6" w:themeShade="BF"/>
+        </w:rPr>
+        <w:t>. If it happens,</w:t>
+      </w:r>
+      <w:r>
+        <w:rPr>
+          <w:color w:val="538135" w:themeColor="accent6" w:themeShade="BF"/>
+        </w:rPr>
+        <w:t xml:space="preserve"> before you do anything else,</w:t>
+      </w:r>
+      <w:r>
+        <w:rPr>
+          <w:color w:val="538135" w:themeColor="accent6" w:themeShade="BF"/>
+        </w:rPr>
+        <w:t xml:space="preserve"> put sterile gauze in and around the chamber.</w:t>
+      </w:r>
+      <w:r>
+        <w:rPr>
+          <w:color w:val="538135" w:themeColor="accent6" w:themeShade="BF"/>
+        </w:rPr>
+        <w:t xml:space="preserve"> Flush chamber with cold saline until bleeding stops.</w:t>
+      </w:r>
+      <w:r>
+        <w:rPr>
+          <w:color w:val="538135" w:themeColor="accent6" w:themeShade="BF"/>
+        </w:rPr>
+        <w:t xml:space="preserve"> Clean and close the chamber.</w:t>
+      </w:r>
+    </w:p>
+    <w:p>
+      <w:pPr>
+        <w:pStyle w:val="ListParagraph"/>
+        <w:numPr>
+          <w:ilvl w:val="1"/>
+          <w:numId w:val="3"/>
+        </w:numPr>
+        <w:rPr>
+          <w:color w:val="538135" w:themeColor="accent6" w:themeShade="BF"/>
+        </w:rPr>
+      </w:pPr>
+      <w:r>
+        <w:rPr>
+          <w:color w:val="538135" w:themeColor="accent6" w:themeShade="BF"/>
+        </w:rPr>
+        <w:t xml:space="preserve">Carefully remove probes and guide tubes from the Nan tower, re-attached the probes for cleaning at the edge of the tower. </w:t>
+      </w:r>
+      <w:r>
+        <w:rPr>
+          <w:color w:val="538135" w:themeColor="accent6" w:themeShade="BF"/>
+        </w:rPr>
+        <w:t xml:space="preserve">Soak guide tubes and probe tips in </w:t>
+      </w:r>
+      <w:proofErr w:type="spellStart"/>
+      <w:r>
+        <w:rPr>
+          <w:color w:val="538135" w:themeColor="accent6" w:themeShade="BF"/>
+        </w:rPr>
+        <w:t>Tergazyme</w:t>
+      </w:r>
+      <w:proofErr w:type="spellEnd"/>
+      <w:r>
+        <w:rPr>
+          <w:color w:val="538135" w:themeColor="accent6" w:themeShade="BF"/>
+        </w:rPr>
+        <w:t xml:space="preserve"> solution for half an hour. Then flush with alcohol. </w:t>
+      </w:r>
+    </w:p>
+    <w:p>
+      <w:pPr>
+        <w:pStyle w:val="ListParagraph"/>
+        <w:numPr>
+          <w:ilvl w:val="0"/>
+          <w:numId w:val="3"/>
+        </w:numPr>
+        <w:rPr>
+          <w:color w:val="7030A0"/>
+        </w:rPr>
+      </w:pPr>
+      <w:r>
+        <w:rPr>
+          <w:color w:val="7030A0"/>
+        </w:rPr>
         <w:t>Close</w:t>
       </w:r>
       <w:r>
+        <w:rPr>
+          <w:color w:val="7030A0"/>
+        </w:rPr>
         <w:t xml:space="preserve"> the Cameras Servers on PC2 and PC3.</w:t>
       </w:r>
     </w:p>
@@ -615,18 +1996,28 @@
           <w:ilvl w:val="0"/>
           <w:numId w:val="3"/>
         </w:numPr>
-      </w:pPr>
-      <w:r>
+        <w:rPr>
+          <w:color w:val="7030A0"/>
+        </w:rPr>
+      </w:pPr>
+      <w:r>
+        <w:rPr>
+          <w:color w:val="7030A0"/>
+        </w:rPr>
         <w:t xml:space="preserve">Upload recorded </w:t>
       </w:r>
       <w:r>
         <w:rPr>
           <w:b/>
           <w:bCs/>
+          <w:color w:val="7030A0"/>
         </w:rPr>
         <w:t>images</w:t>
       </w:r>
       <w:r>
+        <w:rPr>
+          <w:color w:val="7030A0"/>
+        </w:rPr>
         <w:t xml:space="preserve"> from PC2 and PC3:</w:t>
       </w:r>
     </w:p>
@@ -637,22 +2028,40 @@
           <w:ilvl w:val="1"/>
           <w:numId w:val="3"/>
         </w:numPr>
-      </w:pPr>
-      <w:r>
+        <w:rPr>
+          <w:color w:val="7030A0"/>
+        </w:rPr>
+      </w:pPr>
+      <w:r>
+        <w:rPr>
+          <w:color w:val="7030A0"/>
+        </w:rPr>
         <w:t>Use the folder link “</w:t>
       </w:r>
       <w:proofErr w:type="spellStart"/>
       <w:r>
+        <w:rPr>
+          <w:color w:val="7030A0"/>
+        </w:rPr>
         <w:t>camera_data</w:t>
       </w:r>
       <w:proofErr w:type="spellEnd"/>
       <w:r>
+        <w:rPr>
+          <w:color w:val="7030A0"/>
+        </w:rPr>
         <w:t xml:space="preserve">” underneath the CAMERAS link in the middle of </w:t>
       </w:r>
       <w:r>
+        <w:rPr>
+          <w:color w:val="7030A0"/>
+        </w:rPr>
         <w:t xml:space="preserve">the </w:t>
       </w:r>
       <w:r>
+        <w:rPr>
+          <w:color w:val="7030A0"/>
+        </w:rPr>
         <w:t>desktop.</w:t>
       </w:r>
     </w:p>
@@ -663,24 +2072,37 @@
           <w:ilvl w:val="1"/>
           <w:numId w:val="3"/>
         </w:numPr>
-      </w:pPr>
-      <w:r>
+        <w:rPr>
+          <w:color w:val="7030A0"/>
+        </w:rPr>
+      </w:pPr>
+      <w:r>
+        <w:rPr>
+          <w:color w:val="7030A0"/>
+        </w:rPr>
         <w:t xml:space="preserve">Select a folder with today’s date and move its </w:t>
       </w:r>
       <w:r>
         <w:rPr>
           <w:b/>
           <w:bCs/>
+          <w:color w:val="7030A0"/>
         </w:rPr>
         <w:t>contents</w:t>
       </w:r>
       <w:r>
+        <w:rPr>
+          <w:color w:val="7030A0"/>
+        </w:rPr>
         <w:t xml:space="preserve"> into the data folder on the server, e.g. </w:t>
       </w:r>
     </w:p>
     <w:p>
       <w:pPr>
         <w:ind w:firstLine="360"/>
+        <w:rPr>
+          <w:rStyle w:val="Hyperlink"/>
+        </w:rPr>
       </w:pPr>
       <w:hyperlink r:id="rId7" w:history="1">
         <w:r>
@@ -698,8 +2120,14 @@
           <w:ilvl w:val="1"/>
           <w:numId w:val="3"/>
         </w:numPr>
-      </w:pPr>
-      <w:r>
+        <w:rPr>
+          <w:color w:val="7030A0"/>
+        </w:rPr>
+      </w:pPr>
+      <w:r>
+        <w:rPr>
+          <w:color w:val="7030A0"/>
+        </w:rPr>
         <w:t>This folder should contain a list of camera directories from the session.</w:t>
       </w:r>
     </w:p>
@@ -710,8 +2138,14 @@
           <w:ilvl w:val="1"/>
           <w:numId w:val="3"/>
         </w:numPr>
-      </w:pPr>
-      <w:r>
+        <w:rPr>
+          <w:color w:val="7030A0"/>
+        </w:rPr>
+      </w:pPr>
+      <w:r>
+        <w:rPr>
+          <w:color w:val="7030A0"/>
+        </w:rPr>
         <w:t>Wait for the files to upload (or come back later)</w:t>
       </w:r>
     </w:p>
@@ -722,8 +2156,14 @@
           <w:ilvl w:val="1"/>
           <w:numId w:val="3"/>
         </w:numPr>
-      </w:pPr>
-      <w:r>
+        <w:rPr>
+          <w:color w:val="7030A0"/>
+        </w:rPr>
+      </w:pPr>
+      <w:r>
+        <w:rPr>
+          <w:color w:val="7030A0"/>
+        </w:rPr>
         <w:t>Turn off the PC so that cameras do not overheat overnight.</w:t>
       </w:r>
     </w:p>
@@ -831,22 +2271,7 @@
         </w:numPr>
       </w:pPr>
       <w:r>
-        <w:t xml:space="preserve">Use </w:t>
-      </w:r>
-      <w:r>
-        <w:t>the folder link “</w:t>
-      </w:r>
-      <w:r>
-        <w:t>logs</w:t>
-      </w:r>
-      <w:r>
-        <w:t xml:space="preserve">” underneath the </w:t>
-      </w:r>
-      <w:r>
-        <w:t>MAIN PROTOCOL</w:t>
-      </w:r>
-      <w:r>
-        <w:t xml:space="preserve"> link in the middle of the desktop.</w:t>
+        <w:t>Use the folder link “logs” underneath the MAIN PROTOCOL link in the middle of the desktop.</w:t>
       </w:r>
     </w:p>
     <w:p>
@@ -858,28 +2283,16 @@
         </w:numPr>
       </w:pPr>
       <w:r>
-        <w:t xml:space="preserve">Select a </w:t>
-      </w:r>
-      <w:r>
-        <w:t>CSV and a TXT file</w:t>
-      </w:r>
-      <w:r>
-        <w:t xml:space="preserve"> with today’s date and move </w:t>
-      </w:r>
-      <w:r>
-        <w:t>it</w:t>
-      </w:r>
-      <w:r>
-        <w:t xml:space="preserve"> into the data folder on the server</w:t>
-      </w:r>
-      <w:r>
-        <w:t>, e.g.</w:t>
+        <w:t>Select a CSV and a TXT file with today’s date and move it into the data folder on the server, e.g.</w:t>
       </w:r>
     </w:p>
     <w:p>
       <w:pPr>
         <w:pStyle w:val="ListParagraph"/>
         <w:ind w:left="360"/>
+        <w:rPr>
+          <w:rStyle w:val="Hyperlink"/>
+        </w:rPr>
       </w:pPr>
       <w:hyperlink r:id="rId9" w:history="1">
         <w:r>
@@ -893,29 +2306,87 @@
     <w:p>
       <w:pPr>
         <w:pStyle w:val="ListParagraph"/>
+        <w:ind w:left="360"/>
+        <w:rPr>
+          <w:rStyle w:val="Hyperlink"/>
+        </w:rPr>
+      </w:pPr>
+    </w:p>
+    <w:p>
+      <w:pPr>
+        <w:pStyle w:val="ListParagraph"/>
         <w:numPr>
           <w:ilvl w:val="0"/>
           <w:numId w:val="3"/>
         </w:numPr>
-      </w:pPr>
-      <w:r>
+        <w:rPr>
+          <w:color w:val="538135" w:themeColor="accent6" w:themeShade="BF"/>
+        </w:rPr>
+      </w:pPr>
+      <w:r>
+        <w:rPr>
+          <w:color w:val="538135" w:themeColor="accent6" w:themeShade="BF"/>
+        </w:rPr>
         <w:t xml:space="preserve">Upload the </w:t>
       </w:r>
       <w:r>
         <w:rPr>
           <w:b/>
           <w:bCs/>
+          <w:color w:val="538135" w:themeColor="accent6" w:themeShade="BF"/>
         </w:rPr>
         <w:t>neural</w:t>
       </w:r>
       <w:r>
-        <w:t xml:space="preserve"> data to the server into e.g.</w:t>
+        <w:rPr>
+          <w:color w:val="538135" w:themeColor="accent6" w:themeShade="BF"/>
+        </w:rPr>
+        <w:t xml:space="preserve"> data </w:t>
+      </w:r>
+      <w:r>
+        <w:rPr>
+          <w:color w:val="538135" w:themeColor="accent6" w:themeShade="BF"/>
+        </w:rPr>
+        <w:t>(</w:t>
+      </w:r>
+      <w:r>
+        <w:rPr>
+          <w:color w:val="538135" w:themeColor="accent6" w:themeShade="BF"/>
+        </w:rPr>
+        <w:t xml:space="preserve">separate folders for </w:t>
+      </w:r>
+      <w:r>
+        <w:rPr>
+          <w:color w:val="538135" w:themeColor="accent6" w:themeShade="BF"/>
+        </w:rPr>
+        <w:t>continuous and spikes</w:t>
+      </w:r>
+      <w:r>
+        <w:rPr>
+          <w:color w:val="538135" w:themeColor="accent6" w:themeShade="BF"/>
+        </w:rPr>
+        <w:t xml:space="preserve"> + config file</w:t>
+      </w:r>
+      <w:r>
+        <w:rPr>
+          <w:color w:val="538135" w:themeColor="accent6" w:themeShade="BF"/>
+        </w:rPr>
+        <w:t xml:space="preserve">) </w:t>
+      </w:r>
+      <w:r>
+        <w:rPr>
+          <w:color w:val="538135" w:themeColor="accent6" w:themeShade="BF"/>
+        </w:rPr>
+        <w:t xml:space="preserve">to the server into </w:t>
       </w:r>
     </w:p>
     <w:p>
       <w:pPr>
         <w:pStyle w:val="ListParagraph"/>
         <w:ind w:left="360"/>
+        <w:rPr>
+          <w:rStyle w:val="Hyperlink"/>
+        </w:rPr>
       </w:pPr>
       <w:hyperlink r:id="rId10" w:history="1">
         <w:r>
@@ -930,9 +2401,121 @@
       <w:pPr>
         <w:pStyle w:val="ListParagraph"/>
         <w:ind w:left="360"/>
-      </w:pPr>
-    </w:p>
-    <w:p/>
+        <w:rPr>
+          <w:color w:val="538135" w:themeColor="accent6" w:themeShade="BF"/>
+        </w:rPr>
+      </w:pPr>
+    </w:p>
+    <w:p>
+      <w:pPr>
+        <w:pStyle w:val="ListParagraph"/>
+        <w:numPr>
+          <w:ilvl w:val="0"/>
+          <w:numId w:val="3"/>
+        </w:numPr>
+        <w:rPr>
+          <w:color w:val="538135" w:themeColor="accent6" w:themeShade="BF"/>
+        </w:rPr>
+      </w:pPr>
+      <w:r>
+        <w:rPr>
+          <w:color w:val="538135" w:themeColor="accent6" w:themeShade="BF"/>
+        </w:rPr>
+        <w:t xml:space="preserve">Close </w:t>
+      </w:r>
+      <w:proofErr w:type="spellStart"/>
+      <w:r>
+        <w:rPr>
+          <w:color w:val="538135" w:themeColor="accent6" w:themeShade="BF"/>
+        </w:rPr>
+        <w:t>OpenEphys</w:t>
+      </w:r>
+      <w:proofErr w:type="spellEnd"/>
+      <w:r>
+        <w:rPr>
+          <w:color w:val="538135" w:themeColor="accent6" w:themeShade="BF"/>
+        </w:rPr>
+        <w:t xml:space="preserve"> and Nan software. Turn off Nan box</w:t>
+      </w:r>
+      <w:r>
+        <w:rPr>
+          <w:color w:val="538135" w:themeColor="accent6" w:themeShade="BF"/>
+        </w:rPr>
+        <w:t xml:space="preserve">, turn off </w:t>
+      </w:r>
+      <w:proofErr w:type="spellStart"/>
+      <w:r>
+        <w:rPr>
+          <w:color w:val="538135" w:themeColor="accent6" w:themeShade="BF"/>
+        </w:rPr>
+        <w:t>Ephys</w:t>
+      </w:r>
+      <w:proofErr w:type="spellEnd"/>
+      <w:r>
+        <w:rPr>
+          <w:color w:val="538135" w:themeColor="accent6" w:themeShade="BF"/>
+        </w:rPr>
+        <w:t xml:space="preserve"> PC</w:t>
+      </w:r>
+      <w:r>
+        <w:rPr>
+          <w:color w:val="538135" w:themeColor="accent6" w:themeShade="BF"/>
+        </w:rPr>
+        <w:t>.</w:t>
+      </w:r>
+      <w:r>
+        <w:rPr>
+          <w:color w:val="538135" w:themeColor="accent6" w:themeShade="BF"/>
+        </w:rPr>
+        <w:t xml:space="preserve"> </w:t>
+      </w:r>
+      <w:r>
+        <w:rPr>
+          <w:color w:val="538135" w:themeColor="accent6" w:themeShade="BF"/>
+        </w:rPr>
+        <w:t xml:space="preserve">Unplug </w:t>
+      </w:r>
+      <w:proofErr w:type="spellStart"/>
+      <w:r>
+        <w:rPr>
+          <w:color w:val="538135" w:themeColor="accent6" w:themeShade="BF"/>
+        </w:rPr>
+        <w:t>headstages</w:t>
+      </w:r>
+      <w:proofErr w:type="spellEnd"/>
+      <w:r>
+        <w:rPr>
+          <w:color w:val="538135" w:themeColor="accent6" w:themeShade="BF"/>
+        </w:rPr>
+        <w:t xml:space="preserve"> from </w:t>
+      </w:r>
+      <w:proofErr w:type="spellStart"/>
+      <w:r>
+        <w:rPr>
+          <w:color w:val="538135" w:themeColor="accent6" w:themeShade="BF"/>
+        </w:rPr>
+        <w:t>Ephys</w:t>
+      </w:r>
+      <w:proofErr w:type="spellEnd"/>
+      <w:r>
+        <w:rPr>
+          <w:color w:val="538135" w:themeColor="accent6" w:themeShade="BF"/>
+        </w:rPr>
+        <w:t xml:space="preserve"> box and store them separately</w:t>
+      </w:r>
+      <w:r>
+        <w:rPr>
+          <w:color w:val="538135" w:themeColor="accent6" w:themeShade="BF"/>
+        </w:rPr>
+        <w:t xml:space="preserve"> if a safe clean place</w:t>
+      </w:r>
+      <w:r>
+        <w:rPr>
+          <w:color w:val="538135" w:themeColor="accent6" w:themeShade="BF"/>
+        </w:rPr>
+        <w:t xml:space="preserve">. </w:t>
+      </w:r>
+    </w:p>
     <w:sectPr>
       <w:pgSz w:w="12240" w:h="15840"/>
       <w:pgMar w:top="1440" w:right="1440" w:bottom="1440" w:left="1440" w:header="720" w:footer="720" w:gutter="0"/>
@@ -1035,6 +2618,119 @@
     </w:lvl>
   </w:abstractNum>
   <w:abstractNum w:abstractNumId="1" w15:restartNumberingAfterBreak="0">
+    <w:nsid w:val="3D9E0B7D"/>
+    <w:multiLevelType w:val="hybridMultilevel"/>
+    <w:tmpl w:val="45E82842"/>
+    <w:lvl w:ilvl="0" w:tplc="0409000D">
+      <w:start w:val="1"/>
+      <w:numFmt w:val="bullet"/>
+      <w:lvlText w:val=""/>
+      <w:lvlJc w:val="left"/>
+      <w:pPr>
+        <w:ind w:left="720" w:hanging="360"/>
+      </w:pPr>
+      <w:rPr>
+        <w:rFonts w:ascii="Wingdings" w:hAnsi="Wingdings" w:hint="default"/>
+      </w:rPr>
+    </w:lvl>
+    <w:lvl w:ilvl="1" w:tplc="04090003" w:tentative="1">
+      <w:start w:val="1"/>
+      <w:numFmt w:val="bullet"/>
+      <w:lvlText w:val="o"/>
+      <w:lvlJc w:val="left"/>
+      <w:pPr>
+        <w:ind w:left="1440" w:hanging="360"/>
+      </w:pPr>
+      <w:rPr>
+        <w:rFonts w:ascii="Courier New" w:hAnsi="Courier New" w:cs="Courier New" w:hint="default"/>
+      </w:rPr>
+    </w:lvl>
+    <w:lvl w:ilvl="2" w:tplc="04090005" w:tentative="1">
+      <w:start w:val="1"/>
+      <w:numFmt w:val="bullet"/>
+      <w:lvlText w:val=""/>
+      <w:lvlJc w:val="left"/>
+      <w:pPr>
+        <w:ind w:left="2160" w:hanging="360"/>
+      </w:pPr>
+      <w:rPr>
+        <w:rFonts w:ascii="Wingdings" w:hAnsi="Wingdings" w:hint="default"/>
+      </w:rPr>
+    </w:lvl>
+    <w:lvl w:ilvl="3" w:tplc="04090001" w:tentative="1">
+      <w:start w:val="1"/>
+      <w:numFmt w:val="bullet"/>
+      <w:lvlText w:val=""/>
+      <w:lvlJc w:val="left"/>
+      <w:pPr>
+        <w:ind w:left="2880" w:hanging="360"/>
+      </w:pPr>
+      <w:rPr>
+        <w:rFonts w:ascii="Symbol" w:hAnsi="Symbol" w:hint="default"/>
+      </w:rPr>
+    </w:lvl>
+    <w:lvl w:ilvl="4" w:tplc="04090003" w:tentative="1">
+      <w:start w:val="1"/>
+      <w:numFmt w:val="bullet"/>
+      <w:lvlText w:val="o"/>
+      <w:lvlJc w:val="left"/>
+      <w:pPr>
+        <w:ind w:left="3600" w:hanging="360"/>
+      </w:pPr>
+      <w:rPr>
+        <w:rFonts w:ascii="Courier New" w:hAnsi="Courier New" w:cs="Courier New" w:hint="default"/>
+      </w:rPr>
+    </w:lvl>
+    <w:lvl w:ilvl="5" w:tplc="04090005" w:tentative="1">
+      <w:start w:val="1"/>
+      <w:numFmt w:val="bullet"/>
+      <w:lvlText w:val=""/>
+      <w:lvlJc w:val="left"/>
+      <w:pPr>
+        <w:ind w:left="4320" w:hanging="360"/>
+      </w:pPr>
+      <w:rPr>
+        <w:rFonts w:ascii="Wingdings" w:hAnsi="Wingdings" w:hint="default"/>
+      </w:rPr>
+    </w:lvl>
+    <w:lvl w:ilvl="6" w:tplc="04090001" w:tentative="1">
+      <w:start w:val="1"/>
+      <w:numFmt w:val="bullet"/>
+      <w:lvlText w:val=""/>
+      <w:lvlJc w:val="left"/>
+      <w:pPr>
+        <w:ind w:left="5040" w:hanging="360"/>
+      </w:pPr>
+      <w:rPr>
+        <w:rFonts w:ascii="Symbol" w:hAnsi="Symbol" w:hint="default"/>
+      </w:rPr>
+    </w:lvl>
+    <w:lvl w:ilvl="7" w:tplc="04090003" w:tentative="1">
+      <w:start w:val="1"/>
+      <w:numFmt w:val="bullet"/>
+      <w:lvlText w:val="o"/>
+      <w:lvlJc w:val="left"/>
+      <w:pPr>
+        <w:ind w:left="5760" w:hanging="360"/>
+      </w:pPr>
+      <w:rPr>
+        <w:rFonts w:ascii="Courier New" w:hAnsi="Courier New" w:cs="Courier New" w:hint="default"/>
+      </w:rPr>
+    </w:lvl>
+    <w:lvl w:ilvl="8" w:tplc="04090005" w:tentative="1">
+      <w:start w:val="1"/>
+      <w:numFmt w:val="bullet"/>
+      <w:lvlText w:val=""/>
+      <w:lvlJc w:val="left"/>
+      <w:pPr>
+        <w:ind w:left="6480" w:hanging="360"/>
+      </w:pPr>
+      <w:rPr>
+        <w:rFonts w:ascii="Wingdings" w:hAnsi="Wingdings" w:hint="default"/>
+      </w:rPr>
+    </w:lvl>
+  </w:abstractNum>
+  <w:abstractNum w:abstractNumId="2" w15:restartNumberingAfterBreak="0">
     <w:nsid w:val="4802475D"/>
     <w:multiLevelType w:val="hybridMultilevel"/>
     <w:tmpl w:val="E9587950"/>
@@ -1147,7 +2843,7 @@
       </w:rPr>
     </w:lvl>
   </w:abstractNum>
-  <w:abstractNum w:abstractNumId="2" w15:restartNumberingAfterBreak="0">
+  <w:abstractNum w:abstractNumId="3" w15:restartNumberingAfterBreak="0">
     <w:nsid w:val="599B4E74"/>
     <w:multiLevelType w:val="hybridMultilevel"/>
     <w:tmpl w:val="BDACE610"/>
@@ -1234,16 +2930,135 @@
       <w:pPr>
         <w:ind w:left="6120" w:hanging="180"/>
       </w:pPr>
+    </w:lvl>
+  </w:abstractNum>
+  <w:abstractNum w:abstractNumId="4" w15:restartNumberingAfterBreak="0">
+    <w:nsid w:val="62B16426"/>
+    <w:multiLevelType w:val="hybridMultilevel"/>
+    <w:tmpl w:val="CCE4CB2E"/>
+    <w:lvl w:ilvl="0" w:tplc="F0B63766">
+      <w:numFmt w:val="bullet"/>
+      <w:lvlText w:val="-"/>
+      <w:lvlJc w:val="left"/>
+      <w:pPr>
+        <w:ind w:left="1080" w:hanging="360"/>
+      </w:pPr>
+      <w:rPr>
+        <w:rFonts w:ascii="Calibri" w:eastAsiaTheme="minorHAnsi" w:hAnsi="Calibri" w:cs="Calibri" w:hint="default"/>
+        <w:color w:val="7030A0"/>
+      </w:rPr>
+    </w:lvl>
+    <w:lvl w:ilvl="1" w:tplc="04090003" w:tentative="1">
+      <w:start w:val="1"/>
+      <w:numFmt w:val="bullet"/>
+      <w:lvlText w:val="o"/>
+      <w:lvlJc w:val="left"/>
+      <w:pPr>
+        <w:ind w:left="1800" w:hanging="360"/>
+      </w:pPr>
+      <w:rPr>
+        <w:rFonts w:ascii="Courier New" w:hAnsi="Courier New" w:cs="Courier New" w:hint="default"/>
+      </w:rPr>
+    </w:lvl>
+    <w:lvl w:ilvl="2" w:tplc="04090005" w:tentative="1">
+      <w:start w:val="1"/>
+      <w:numFmt w:val="bullet"/>
+      <w:lvlText w:val=""/>
+      <w:lvlJc w:val="left"/>
+      <w:pPr>
+        <w:ind w:left="2520" w:hanging="360"/>
+      </w:pPr>
+      <w:rPr>
+        <w:rFonts w:ascii="Wingdings" w:hAnsi="Wingdings" w:hint="default"/>
+      </w:rPr>
+    </w:lvl>
+    <w:lvl w:ilvl="3" w:tplc="04090001" w:tentative="1">
+      <w:start w:val="1"/>
+      <w:numFmt w:val="bullet"/>
+      <w:lvlText w:val=""/>
+      <w:lvlJc w:val="left"/>
+      <w:pPr>
+        <w:ind w:left="3240" w:hanging="360"/>
+      </w:pPr>
+      <w:rPr>
+        <w:rFonts w:ascii="Symbol" w:hAnsi="Symbol" w:hint="default"/>
+      </w:rPr>
+    </w:lvl>
+    <w:lvl w:ilvl="4" w:tplc="04090003" w:tentative="1">
+      <w:start w:val="1"/>
+      <w:numFmt w:val="bullet"/>
+      <w:lvlText w:val="o"/>
+      <w:lvlJc w:val="left"/>
+      <w:pPr>
+        <w:ind w:left="3960" w:hanging="360"/>
+      </w:pPr>
+      <w:rPr>
+        <w:rFonts w:ascii="Courier New" w:hAnsi="Courier New" w:cs="Courier New" w:hint="default"/>
+      </w:rPr>
+    </w:lvl>
+    <w:lvl w:ilvl="5" w:tplc="04090005" w:tentative="1">
+      <w:start w:val="1"/>
+      <w:numFmt w:val="bullet"/>
+      <w:lvlText w:val=""/>
+      <w:lvlJc w:val="left"/>
+      <w:pPr>
+        <w:ind w:left="4680" w:hanging="360"/>
+      </w:pPr>
+      <w:rPr>
+        <w:rFonts w:ascii="Wingdings" w:hAnsi="Wingdings" w:hint="default"/>
+      </w:rPr>
+    </w:lvl>
+    <w:lvl w:ilvl="6" w:tplc="04090001" w:tentative="1">
+      <w:start w:val="1"/>
+      <w:numFmt w:val="bullet"/>
+      <w:lvlText w:val=""/>
+      <w:lvlJc w:val="left"/>
+      <w:pPr>
+        <w:ind w:left="5400" w:hanging="360"/>
+      </w:pPr>
+      <w:rPr>
+        <w:rFonts w:ascii="Symbol" w:hAnsi="Symbol" w:hint="default"/>
+      </w:rPr>
+    </w:lvl>
+    <w:lvl w:ilvl="7" w:tplc="04090003" w:tentative="1">
+      <w:start w:val="1"/>
+      <w:numFmt w:val="bullet"/>
+      <w:lvlText w:val="o"/>
+      <w:lvlJc w:val="left"/>
+      <w:pPr>
+        <w:ind w:left="6120" w:hanging="360"/>
+      </w:pPr>
+      <w:rPr>
+        <w:rFonts w:ascii="Courier New" w:hAnsi="Courier New" w:cs="Courier New" w:hint="default"/>
+      </w:rPr>
+    </w:lvl>
+    <w:lvl w:ilvl="8" w:tplc="04090005" w:tentative="1">
+      <w:start w:val="1"/>
+      <w:numFmt w:val="bullet"/>
+      <w:lvlText w:val=""/>
+      <w:lvlJc w:val="left"/>
+      <w:pPr>
+        <w:ind w:left="6840" w:hanging="360"/>
+      </w:pPr>
+      <w:rPr>
+        <w:rFonts w:ascii="Wingdings" w:hAnsi="Wingdings" w:hint="default"/>
+      </w:rPr>
     </w:lvl>
   </w:abstractNum>
   <w:num w:numId="1">
     <w:abstractNumId w:val="0"/>
   </w:num>
   <w:num w:numId="2">
+    <w:abstractNumId w:val="2"/>
+  </w:num>
+  <w:num w:numId="3">
+    <w:abstractNumId w:val="3"/>
+  </w:num>
+  <w:num w:numId="4">
     <w:abstractNumId w:val="1"/>
   </w:num>
-  <w:num w:numId="3">
-    <w:abstractNumId w:val="2"/>
+  <w:num w:numId="5">
+    <w:abstractNumId w:val="4"/>
   </w:num>
 </w:numbering>
 </file>
@@ -1371,6 +3186,7 @@
     <w:lsdException w:name="HTML Sample" w:semiHidden="1" w:unhideWhenUsed="1"/>
     <w:lsdException w:name="HTML Typewriter" w:semiHidden="1" w:unhideWhenUsed="1"/>
     <w:lsdException w:name="HTML Variable" w:semiHidden="1" w:unhideWhenUsed="1"/>
+    <w:lsdException w:name="Normal Table" w:semiHidden="1" w:unhideWhenUsed="1"/>
     <w:lsdException w:name="annotation subject" w:semiHidden="1" w:unhideWhenUsed="1"/>
     <w:lsdException w:name="No List" w:semiHidden="1" w:unhideWhenUsed="1"/>
     <w:lsdException w:name="Outline List 1" w:semiHidden="1" w:unhideWhenUsed="1"/>
@@ -1417,8 +3233,10 @@
     <w:lsdException w:name="Table Subtle 2" w:semiHidden="1" w:unhideWhenUsed="1"/>
     <w:lsdException w:name="Table Web 1" w:semiHidden="1" w:unhideWhenUsed="1"/>
     <w:lsdException w:name="Table Web 2" w:semiHidden="1" w:unhideWhenUsed="1"/>
+    <w:lsdException w:name="Table Web 3" w:semiHidden="1" w:unhideWhenUsed="1"/>
     <w:lsdException w:name="Balloon Text" w:semiHidden="1" w:unhideWhenUsed="1"/>
     <w:lsdException w:name="Table Grid" w:uiPriority="39"/>
+    <w:lsdException w:name="Table Theme" w:semiHidden="1" w:unhideWhenUsed="1"/>
     <w:lsdException w:name="Placeholder Text" w:semiHidden="1"/>
     <w:lsdException w:name="No Spacing" w:uiPriority="1" w:qFormat="1"/>
     <w:lsdException w:name="Light Shading" w:uiPriority="60"/>
